--- a/content-drive/login.docx
+++ b/content-drive/login.docx
@@ -171,7 +171,39 @@
           <w:tcPr>
             <w:tcW w:w="7200" w:type="dxa"/>
           </w:tcPr>
-          <w:p/>
+          <w:p>
+            <w:hyperlink r:id="rIdL1">
+              <w:r>
+                <w:rPr>
+                  <w:color w:val="1155CC"/>
+                  <w:u w:val="single"/>
+                </w:rPr>
+                <w:t xml:space="preserve">https://cca7ebd1-f76f-47d0-a949-b4b8618f05e5.mock.pstmn.io/api/v1/auth/login</w:t>
+              </w:r>
+            </w:hyperlink>
+          </w:p>
+        </w:tc>
+      </w:tr>
+      <w:tr>
+        <w:tc>
+          <w:tcPr>
+            <w:tcW w:w="2160" w:type="dxa"/>
+          </w:tcPr>
+          <w:p>
+            <w:r>
+              <w:t xml:space="preserve">Success Link</w:t>
+            </w:r>
+          </w:p>
+        </w:tc>
+        <w:tc>
+          <w:tcPr>
+            <w:tcW w:w="7200" w:type="dxa"/>
+          </w:tcPr>
+          <w:p>
+            <w:r>
+              <w:t xml:space="preserve">/</w:t>
+            </w:r>
+          </w:p>
         </w:tc>
       </w:tr>
       <w:tr>
@@ -278,7 +310,7 @@
             <w:tcW w:w="7200" w:type="dxa"/>
           </w:tcPr>
           <w:p>
-            <w:hyperlink r:id="rIdL1">
+            <w:hyperlink r:id="rIdL2">
               <w:r>
                 <w:rPr>
                   <w:color w:val="1155CC"/>
@@ -350,7 +382,7 @@
             <w:tcW w:w="7200" w:type="dxa"/>
           </w:tcPr>
           <w:p>
-            <w:hyperlink r:id="rIdL2">
+            <w:hyperlink r:id="rIdL3">
               <w:r>
                 <w:rPr>
                   <w:color w:val="1155CC"/>
@@ -381,7 +413,7 @@
             <w:r>
               <w:t xml:space="preserve">Al continuar aceptas nuestros </w:t>
             </w:r>
-            <w:hyperlink r:id="rIdL3">
+            <w:hyperlink r:id="rIdL4">
               <w:r>
                 <w:rPr>
                   <w:b/>
@@ -394,7 +426,7 @@
             <w:r>
               <w:t xml:space="preserve"> y </w:t>
             </w:r>
-            <w:hyperlink r:id="rIdL4">
+            <w:hyperlink r:id="rIdL5">
               <w:r>
                 <w:rPr>
                   <w:b/>
@@ -406,6 +438,28 @@
             </w:hyperlink>
             <w:r>
               <w:t xml:space="preserve">.</w:t>
+            </w:r>
+          </w:p>
+        </w:tc>
+      </w:tr>
+      <w:tr>
+        <w:tc>
+          <w:tcPr>
+            <w:tcW w:w="2160" w:type="dxa"/>
+          </w:tcPr>
+          <w:p>
+            <w:r>
+              <w:t xml:space="preserve">Error Response Message</w:t>
+            </w:r>
+          </w:p>
+        </w:tc>
+        <w:tc>
+          <w:tcPr>
+            <w:tcW w:w="7200" w:type="dxa"/>
+          </w:tcPr>
+          <w:p>
+            <w:r>
+              <w:t xml:space="preserve">No pudimos iniciar sesión. Intenta de nuevo más tarde.</w:t>
             </w:r>
           </w:p>
         </w:tc>

--- a/content-drive/login.docx
+++ b/content-drive/login.docx
@@ -191,17 +191,39 @@
           </w:tcPr>
           <w:p>
             <w:r>
-              <w:t xml:space="preserve">Success Link</w:t>
-            </w:r>
-          </w:p>
-        </w:tc>
-        <w:tc>
-          <w:tcPr>
-            <w:tcW w:w="7200" w:type="dxa"/>
-          </w:tcPr>
-          <w:p>
-            <w:r>
-              <w:t xml:space="preserve">/</w:t>
+              <w:t xml:space="preserve">Redirect With Session</w:t>
+            </w:r>
+          </w:p>
+        </w:tc>
+        <w:tc>
+          <w:tcPr>
+            <w:tcW w:w="7200" w:type="dxa"/>
+          </w:tcPr>
+          <w:p>
+            <w:r>
+              <w:t xml:space="preserve">/perfil</w:t>
+            </w:r>
+          </w:p>
+        </w:tc>
+      </w:tr>
+      <w:tr>
+        <w:tc>
+          <w:tcPr>
+            <w:tcW w:w="2160" w:type="dxa"/>
+          </w:tcPr>
+          <w:p>
+            <w:r>
+              <w:t xml:space="preserve">Return To Previous Page</w:t>
+            </w:r>
+          </w:p>
+        </w:tc>
+        <w:tc>
+          <w:tcPr>
+            <w:tcW w:w="7200" w:type="dxa"/>
+          </w:tcPr>
+          <w:p>
+            <w:r>
+              <w:t xml:space="preserve">yes</w:t>
             </w:r>
           </w:p>
         </w:tc>

--- a/content-drive/login.docx
+++ b/content-drive/login.docx
@@ -202,28 +202,6 @@
           <w:p>
             <w:r>
               <w:t xml:space="preserve">/perfil</w:t>
-            </w:r>
-          </w:p>
-        </w:tc>
-      </w:tr>
-      <w:tr>
-        <w:tc>
-          <w:tcPr>
-            <w:tcW w:w="2160" w:type="dxa"/>
-          </w:tcPr>
-          <w:p>
-            <w:r>
-              <w:t xml:space="preserve">Return To Previous Page</w:t>
-            </w:r>
-          </w:p>
-        </w:tc>
-        <w:tc>
-          <w:tcPr>
-            <w:tcW w:w="7200" w:type="dxa"/>
-          </w:tcPr>
-          <w:p>
-            <w:r>
-              <w:t xml:space="preserve">yes</w:t>
             </w:r>
           </w:p>
         </w:tc>

--- a/content-drive/login.docx
+++ b/content-drive/login.docx
@@ -191,28 +191,6 @@
           </w:tcPr>
           <w:p>
             <w:r>
-              <w:t xml:space="preserve">Redirect With Session</w:t>
-            </w:r>
-          </w:p>
-        </w:tc>
-        <w:tc>
-          <w:tcPr>
-            <w:tcW w:w="7200" w:type="dxa"/>
-          </w:tcPr>
-          <w:p>
-            <w:r>
-              <w:t xml:space="preserve">/perfil</w:t>
-            </w:r>
-          </w:p>
-        </w:tc>
-      </w:tr>
-      <w:tr>
-        <w:tc>
-          <w:tcPr>
-            <w:tcW w:w="2160" w:type="dxa"/>
-          </w:tcPr>
-          <w:p>
-            <w:r>
               <w:t xml:space="preserve">User Label</w:t>
             </w:r>
           </w:p>
@@ -536,6 +514,50 @@
           <w:p>
             <w:r>
               <w:t xml:space="preserve">Inicia sesión o crea tu cuenta NovaMóvil para continuar con tu compra.</w:t>
+            </w:r>
+          </w:p>
+        </w:tc>
+      </w:tr>
+      <w:tr>
+        <w:tc>
+          <w:tcPr>
+            <w:tcW w:w="2160" w:type="dxa"/>
+          </w:tcPr>
+          <w:p>
+            <w:r>
+              <w:t xml:space="preserve">Session</w:t>
+            </w:r>
+          </w:p>
+        </w:tc>
+        <w:tc>
+          <w:tcPr>
+            <w:tcW w:w="7200" w:type="dxa"/>
+          </w:tcPr>
+          <w:p>
+            <w:r>
+              <w:t xml:space="preserve">false</w:t>
+            </w:r>
+          </w:p>
+        </w:tc>
+      </w:tr>
+      <w:tr>
+        <w:tc>
+          <w:tcPr>
+            <w:tcW w:w="2160" w:type="dxa"/>
+          </w:tcPr>
+          <w:p>
+            <w:r>
+              <w:t xml:space="preserve">Redirect To</w:t>
+            </w:r>
+          </w:p>
+        </w:tc>
+        <w:tc>
+          <w:tcPr>
+            <w:tcW w:w="7200" w:type="dxa"/>
+          </w:tcPr>
+          <w:p>
+            <w:r>
+              <w:t xml:space="preserve">/cuenta</w:t>
             </w:r>
           </w:p>
         </w:tc>
